--- a/docs/FACEBOOK-LAUNCH-CAMPAIGN.docx
+++ b/docs/FACEBOOK-LAUNCH-CAMPAIGN.docx
@@ -67,7 +67,7 @@
           <w:sz w:val="20"/>
           <w:szCs w:val="20"/>
         </w:rPr>
-        <w:t xml:space="preserve">Prepared 2026-08-23. Every price, tool count and product claim in this document is read out of the platform's own source code at build time.</w:t>
+        <w:t xml:space="preserve">Prepared 2026-08-25. Every price, tool count and product claim in this document is read out of the platform's own source code at build time.</w:t>
       </w:r>
     </w:p>
     <w:p>
